--- a/Despliegue de una aplicación multicapa en Docker sobre Linux.docx
+++ b/Despliegue de una aplicación multicapa en Docker sobre Linux.docx
@@ -2360,20 +2360,35 @@
         <w:tabs>
           <w:tab w:val="left" w:pos="5016"/>
         </w:tabs>
-      </w:pPr>
-      <w:r>
+        <w:rPr>
+          <w:b/>
+        </w:rPr>
+      </w:pPr>
+      <w:r>
+        <w:rPr>
+          <w:b/>
+        </w:rPr>
         <w:t>Evidencia</w:t>
       </w:r>
       <w:r>
+        <w:rPr>
+          <w:b/>
+        </w:rPr>
         <w:t xml:space="preserve"> </w:t>
       </w:r>
       <w:proofErr w:type="spellStart"/>
       <w:r>
+        <w:rPr>
+          <w:b/>
+        </w:rPr>
         <w:t>Portainer</w:t>
       </w:r>
       <w:proofErr w:type="spellEnd"/>
       <w:r>
-        <w:t xml:space="preserve"> funcionando.</w:t>
+        <w:rPr>
+          <w:b/>
+        </w:rPr>
+        <w:t xml:space="preserve"> funcionando:</w:t>
       </w:r>
     </w:p>
     <w:p>
@@ -2382,15 +2397,38 @@
           <w:tab w:val="left" w:pos="5016"/>
         </w:tabs>
       </w:pPr>
-      <w:bookmarkStart w:id="0" w:name="_GoBack"/>
-      <w:bookmarkEnd w:id="0"/>
     </w:p>
     <w:p>
       <w:pPr>
         <w:tabs>
           <w:tab w:val="left" w:pos="5016"/>
         </w:tabs>
-      </w:pPr>
+        <w:rPr>
+          <w:u w:val="single"/>
+        </w:rPr>
+      </w:pPr>
+      <w:r>
+        <w:t xml:space="preserve">Descripción: </w:t>
+      </w:r>
+      <w:r>
+        <w:t xml:space="preserve">En esta captura se demuestra la correcta instalación y ejecución de </w:t>
+      </w:r>
+      <w:proofErr w:type="spellStart"/>
+      <w:r>
+        <w:t>Portainer</w:t>
+      </w:r>
+      <w:proofErr w:type="spellEnd"/>
+      <w:r>
+        <w:t xml:space="preserve"> mediante </w:t>
+      </w:r>
+      <w:proofErr w:type="spellStart"/>
+      <w:r>
+        <w:t>Docker</w:t>
+      </w:r>
+      <w:proofErr w:type="spellEnd"/>
+      <w:r>
+        <w:t>. Gracias a la configuración de redirección de puertos, se logró acceder a la interfaz gráfica del administrador a través del navegador web del equipo anfitrión, cargando exitosamente la pantalla inicial de configuración de usuario.</w:t>
+      </w:r>
     </w:p>
     <w:p>
       <w:pPr>
@@ -2398,32 +2436,8 @@
           <w:tab w:val="left" w:pos="5016"/>
         </w:tabs>
       </w:pPr>
-      <w:proofErr w:type="gramStart"/>
-      <w:r>
-        <w:t xml:space="preserve">Evidencia </w:t>
-      </w:r>
-      <w:r>
-        <w:t xml:space="preserve"> Administración</w:t>
-      </w:r>
-      <w:proofErr w:type="gramEnd"/>
-      <w:r>
-        <w:t xml:space="preserve"> del entorno </w:t>
-      </w:r>
-      <w:proofErr w:type="spellStart"/>
-      <w:r>
-        <w:t>Docker</w:t>
-      </w:r>
-      <w:proofErr w:type="spellEnd"/>
-      <w:r>
-        <w:t xml:space="preserve"> desde </w:t>
-      </w:r>
-      <w:proofErr w:type="spellStart"/>
-      <w:r>
-        <w:t>Portainer</w:t>
-      </w:r>
-      <w:proofErr w:type="spellEnd"/>
-      <w:r>
-        <w:t>.</w:t>
+      <w:r>
+        <w:t>________________________________________________________________________________</w:t>
       </w:r>
     </w:p>
     <w:p>
@@ -2431,7 +2445,56 @@
         <w:tabs>
           <w:tab w:val="left" w:pos="5016"/>
         </w:tabs>
-      </w:pPr>
+        <w:rPr>
+          <w:b/>
+        </w:rPr>
+      </w:pPr>
+      <w:r>
+        <w:rPr>
+          <w:b/>
+        </w:rPr>
+        <w:t>Evidencia Administración</w:t>
+      </w:r>
+      <w:r>
+        <w:rPr>
+          <w:b/>
+        </w:rPr>
+        <w:t xml:space="preserve"> del entorno </w:t>
+      </w:r>
+      <w:proofErr w:type="spellStart"/>
+      <w:r>
+        <w:rPr>
+          <w:b/>
+        </w:rPr>
+        <w:t>Docke</w:t>
+      </w:r>
+      <w:r>
+        <w:rPr>
+          <w:b/>
+        </w:rPr>
+        <w:t>r</w:t>
+      </w:r>
+      <w:proofErr w:type="spellEnd"/>
+      <w:r>
+        <w:rPr>
+          <w:b/>
+        </w:rPr>
+        <w:t xml:space="preserve"> desde </w:t>
+      </w:r>
+      <w:proofErr w:type="spellStart"/>
+      <w:r>
+        <w:rPr>
+          <w:b/>
+        </w:rPr>
+        <w:t>Portainer</w:t>
+      </w:r>
+      <w:proofErr w:type="spellEnd"/>
+      <w:r>
+        <w:rPr>
+          <w:b/>
+        </w:rPr>
+        <w:t>:</w:t>
+      </w:r>
     </w:p>
     <w:p>
       <w:pPr>
@@ -2440,8 +2503,2022 @@
         </w:tabs>
       </w:pPr>
       <w:r>
-        <w:t>---</w:t>
-      </w:r>
+        <w:rPr>
+          <w:noProof/>
+          <w:lang w:eastAsia="es-CO"/>
+        </w:rPr>
+        <w:drawing>
+          <wp:inline distT="0" distB="0" distL="0" distR="0" wp14:anchorId="0DEA9F21" wp14:editId="10DAF2DE">
+            <wp:extent cx="5612130" cy="2988310"/>
+            <wp:effectExtent l="0" t="0" r="7620" b="2540"/>
+            <wp:docPr id="14" name="Imagen 14"/>
+            <wp:cNvGraphicFramePr>
+              <a:graphicFrameLocks xmlns:a="http://schemas.openxmlformats.org/drawingml/2006/main" noChangeAspect="1"/>
+            </wp:cNvGraphicFramePr>
+            <a:graphic xmlns:a="http://schemas.openxmlformats.org/drawingml/2006/main">
+              <a:graphicData uri="http://schemas.openxmlformats.org/drawingml/2006/picture">
+                <pic:pic xmlns:pic="http://schemas.openxmlformats.org/drawingml/2006/picture">
+                  <pic:nvPicPr>
+                    <pic:cNvPr id="1" name=""/>
+                    <pic:cNvPicPr/>
+                  </pic:nvPicPr>
+                  <pic:blipFill>
+                    <a:blip r:embed="rId16"/>
+                    <a:stretch>
+                      <a:fillRect/>
+                    </a:stretch>
+                  </pic:blipFill>
+                  <pic:spPr>
+                    <a:xfrm>
+                      <a:off x="0" y="0"/>
+                      <a:ext cx="5612130" cy="2988310"/>
+                    </a:xfrm>
+                    <a:prstGeom prst="rect">
+                      <a:avLst/>
+                    </a:prstGeom>
+                  </pic:spPr>
+                </pic:pic>
+              </a:graphicData>
+            </a:graphic>
+          </wp:inline>
+        </w:drawing>
+      </w:r>
+    </w:p>
+    <w:p>
+      <w:r>
+        <w:t xml:space="preserve">Descripción: </w:t>
+      </w:r>
+      <w:r>
+        <w:t xml:space="preserve">En esta captura se evidencia el acceso exitoso al panel de administración gráfica de </w:t>
+      </w:r>
+      <w:proofErr w:type="spellStart"/>
+      <w:r>
+        <w:t>Portainer</w:t>
+      </w:r>
+      <w:proofErr w:type="spellEnd"/>
+      <w:r>
+        <w:t xml:space="preserve"> tras configurar la cuenta de administrador. Se seleccionó el entorno </w:t>
+      </w:r>
+      <w:proofErr w:type="spellStart"/>
+      <w:r>
+        <w:t>Docker</w:t>
+      </w:r>
+      <w:proofErr w:type="spellEnd"/>
+      <w:r>
+        <w:t xml:space="preserve"> local y se visualiza el </w:t>
+      </w:r>
+      <w:proofErr w:type="spellStart"/>
+      <w:r>
+        <w:t>Dashboard</w:t>
+      </w:r>
+      <w:proofErr w:type="spellEnd"/>
+      <w:r>
+        <w:t xml:space="preserve"> principal, el cual cumple con la visualización integral de los recursos del sistema: confirmando la existencia de contenedores, imágenes descargadas, redes configuradas y volúmenes de almacenamiento.</w:t>
+      </w:r>
+    </w:p>
+    <w:p/>
+    <w:p/>
+    <w:p/>
+    <w:p>
+      <w:pPr>
+        <w:rPr>
+          <w:b/>
+        </w:rPr>
+      </w:pPr>
+      <w:r>
+        <w:rPr>
+          <w:b/>
+        </w:rPr>
+        <w:lastRenderedPageBreak/>
+        <w:t xml:space="preserve">Actividad 7 — Volúmenes </w:t>
+      </w:r>
+      <w:proofErr w:type="spellStart"/>
+      <w:r>
+        <w:rPr>
+          <w:b/>
+        </w:rPr>
+        <w:t>Docker</w:t>
+      </w:r>
+      <w:proofErr w:type="spellEnd"/>
+    </w:p>
+    <w:p>
+      <w:pPr>
+        <w:rPr>
+          <w:b/>
+        </w:rPr>
+      </w:pPr>
+    </w:p>
+    <w:p>
+      <w:r>
+        <w:rPr>
+          <w:b/>
+        </w:rPr>
+        <w:t>Cre</w:t>
+      </w:r>
+      <w:r>
+        <w:rPr>
+          <w:b/>
+        </w:rPr>
+        <w:t xml:space="preserve">ar y utilizar volúmenes </w:t>
+      </w:r>
+      <w:proofErr w:type="spellStart"/>
+      <w:r>
+        <w:rPr>
+          <w:b/>
+        </w:rPr>
+        <w:t>Docker</w:t>
+      </w:r>
+      <w:proofErr w:type="spellEnd"/>
+      <w:r>
+        <w:rPr>
+          <w:b/>
+        </w:rPr>
+        <w:t xml:space="preserve">: </w:t>
+      </w:r>
+      <w:proofErr w:type="spellStart"/>
+      <w:r>
+        <w:t>docker</w:t>
+      </w:r>
+      <w:proofErr w:type="spellEnd"/>
+      <w:r>
+        <w:t xml:space="preserve"> </w:t>
+      </w:r>
+      <w:proofErr w:type="spellStart"/>
+      <w:r>
+        <w:t>volume</w:t>
+      </w:r>
+      <w:proofErr w:type="spellEnd"/>
+      <w:r>
+        <w:t xml:space="preserve"> </w:t>
+      </w:r>
+      <w:proofErr w:type="spellStart"/>
+      <w:r>
+        <w:t>create</w:t>
+      </w:r>
+      <w:proofErr w:type="spellEnd"/>
+      <w:r>
+        <w:t xml:space="preserve"> </w:t>
+      </w:r>
+      <w:proofErr w:type="spellStart"/>
+      <w:r>
+        <w:t>datos_aplicacion</w:t>
+      </w:r>
+      <w:proofErr w:type="spellEnd"/>
+    </w:p>
+    <w:p>
+      <w:pPr>
+        <w:rPr>
+          <w:b/>
+        </w:rPr>
+      </w:pPr>
+      <w:r>
+        <w:rPr>
+          <w:b/>
+        </w:rPr>
+        <w:t xml:space="preserve">Comprobar: </w:t>
+      </w:r>
+      <w:proofErr w:type="spellStart"/>
+      <w:r>
+        <w:t>docker</w:t>
+      </w:r>
+      <w:proofErr w:type="spellEnd"/>
+      <w:r>
+        <w:t xml:space="preserve"> </w:t>
+      </w:r>
+      <w:proofErr w:type="spellStart"/>
+      <w:r>
+        <w:t>volume</w:t>
+      </w:r>
+      <w:proofErr w:type="spellEnd"/>
+      <w:r>
+        <w:t xml:space="preserve"> </w:t>
+      </w:r>
+      <w:proofErr w:type="spellStart"/>
+      <w:r>
+        <w:t>ls</w:t>
+      </w:r>
+      <w:proofErr w:type="spellEnd"/>
+    </w:p>
+    <w:p>
+      <w:pPr>
+        <w:rPr>
+          <w:b/>
+        </w:rPr>
+      </w:pPr>
+    </w:p>
+    <w:p>
+      <w:r>
+        <w:t>El volumen deberá utilizarse para almacenar información que deba sobrevivir a</w:t>
+      </w:r>
+      <w:r>
+        <w:t>l ciclo de vida del contenedor.</w:t>
+      </w:r>
+    </w:p>
+    <w:p>
+      <w:pPr>
+        <w:rPr>
+          <w:b/>
+        </w:rPr>
+      </w:pPr>
+    </w:p>
+    <w:p>
+      <w:pPr>
+        <w:rPr>
+          <w:b/>
+        </w:rPr>
+      </w:pPr>
+      <w:r>
+        <w:rPr>
+          <w:b/>
+        </w:rPr>
+        <w:t>Evidencia Volumen creado:</w:t>
+      </w:r>
+    </w:p>
+    <w:p>
+      <w:pPr>
+        <w:rPr>
+          <w:b/>
+        </w:rPr>
+      </w:pPr>
+      <w:r>
+        <w:rPr>
+          <w:noProof/>
+          <w:lang w:eastAsia="es-CO"/>
+        </w:rPr>
+        <w:drawing>
+          <wp:inline distT="0" distB="0" distL="0" distR="0" wp14:anchorId="09B6C156" wp14:editId="4323BFDB">
+            <wp:extent cx="5612130" cy="922655"/>
+            <wp:effectExtent l="0" t="0" r="7620" b="0"/>
+            <wp:docPr id="18" name="Imagen 18"/>
+            <wp:cNvGraphicFramePr>
+              <a:graphicFrameLocks xmlns:a="http://schemas.openxmlformats.org/drawingml/2006/main" noChangeAspect="1"/>
+            </wp:cNvGraphicFramePr>
+            <a:graphic xmlns:a="http://schemas.openxmlformats.org/drawingml/2006/main">
+              <a:graphicData uri="http://schemas.openxmlformats.org/drawingml/2006/picture">
+                <pic:pic xmlns:pic="http://schemas.openxmlformats.org/drawingml/2006/picture">
+                  <pic:nvPicPr>
+                    <pic:cNvPr id="1" name=""/>
+                    <pic:cNvPicPr/>
+                  </pic:nvPicPr>
+                  <pic:blipFill>
+                    <a:blip r:embed="rId17"/>
+                    <a:stretch>
+                      <a:fillRect/>
+                    </a:stretch>
+                  </pic:blipFill>
+                  <pic:spPr>
+                    <a:xfrm>
+                      <a:off x="0" y="0"/>
+                      <a:ext cx="5612130" cy="922655"/>
+                    </a:xfrm>
+                    <a:prstGeom prst="rect">
+                      <a:avLst/>
+                    </a:prstGeom>
+                  </pic:spPr>
+                </pic:pic>
+              </a:graphicData>
+            </a:graphic>
+          </wp:inline>
+        </w:drawing>
+      </w:r>
+    </w:p>
+    <w:p>
+      <w:r>
+        <w:t xml:space="preserve">Descripción: </w:t>
+      </w:r>
+      <w:r>
+        <w:t xml:space="preserve">En esta captura se evidencia la creación exitosa de un volumen local en </w:t>
+      </w:r>
+      <w:proofErr w:type="spellStart"/>
+      <w:r>
+        <w:t>Docker</w:t>
+      </w:r>
+      <w:proofErr w:type="spellEnd"/>
+      <w:r>
+        <w:t xml:space="preserve"> denominado </w:t>
+      </w:r>
+      <w:proofErr w:type="spellStart"/>
+      <w:r>
+        <w:t>datos_aplicacion</w:t>
+      </w:r>
+      <w:proofErr w:type="spellEnd"/>
+      <w:r>
+        <w:t xml:space="preserve">. Inmediatamente después, se ejecutó el comando de listado de volúmenes, confirmando que el motor de </w:t>
+      </w:r>
+      <w:proofErr w:type="spellStart"/>
+      <w:r>
+        <w:t>Docker</w:t>
+      </w:r>
+      <w:proofErr w:type="spellEnd"/>
+      <w:r>
+        <w:t xml:space="preserve"> lo registró correctamente en el sistema y se encuentra disponible para ser montado y utilizado por los contenedores.</w:t>
+      </w:r>
+    </w:p>
+    <w:p>
+      <w:r>
+        <w:t>________________________________________________________________________________</w:t>
+      </w:r>
+    </w:p>
+    <w:p>
+      <w:pPr>
+        <w:rPr>
+          <w:b/>
+        </w:rPr>
+      </w:pPr>
+      <w:r>
+        <w:rPr>
+          <w:b/>
+        </w:rPr>
+        <w:t>Evidencia Prueba de persistencia:</w:t>
+      </w:r>
+    </w:p>
+    <w:p>
+      <w:pPr>
+        <w:rPr>
+          <w:b/>
+        </w:rPr>
+      </w:pPr>
+      <w:r>
+        <w:rPr>
+          <w:noProof/>
+          <w:lang w:eastAsia="es-CO"/>
+        </w:rPr>
+        <w:drawing>
+          <wp:inline distT="0" distB="0" distL="0" distR="0" wp14:anchorId="54A21845" wp14:editId="19D01143">
+            <wp:extent cx="5612130" cy="560705"/>
+            <wp:effectExtent l="0" t="0" r="7620" b="0"/>
+            <wp:docPr id="17" name="Imagen 17"/>
+            <wp:cNvGraphicFramePr>
+              <a:graphicFrameLocks xmlns:a="http://schemas.openxmlformats.org/drawingml/2006/main" noChangeAspect="1"/>
+            </wp:cNvGraphicFramePr>
+            <a:graphic xmlns:a="http://schemas.openxmlformats.org/drawingml/2006/main">
+              <a:graphicData uri="http://schemas.openxmlformats.org/drawingml/2006/picture">
+                <pic:pic xmlns:pic="http://schemas.openxmlformats.org/drawingml/2006/picture">
+                  <pic:nvPicPr>
+                    <pic:cNvPr id="1" name=""/>
+                    <pic:cNvPicPr/>
+                  </pic:nvPicPr>
+                  <pic:blipFill>
+                    <a:blip r:embed="rId18"/>
+                    <a:stretch>
+                      <a:fillRect/>
+                    </a:stretch>
+                  </pic:blipFill>
+                  <pic:spPr>
+                    <a:xfrm>
+                      <a:off x="0" y="0"/>
+                      <a:ext cx="5612130" cy="560705"/>
+                    </a:xfrm>
+                    <a:prstGeom prst="rect">
+                      <a:avLst/>
+                    </a:prstGeom>
+                  </pic:spPr>
+                </pic:pic>
+              </a:graphicData>
+            </a:graphic>
+          </wp:inline>
+        </w:drawing>
+      </w:r>
+    </w:p>
+    <w:p>
+      <w:r>
+        <w:t xml:space="preserve">Descripción: </w:t>
+      </w:r>
+      <w:r>
+        <w:t xml:space="preserve">En esta captura se demuestra el funcionamiento de la persistencia de datos independiente. Primero, se instanció un contenedor temporal que generó un archivo de texto dentro del volumen y luego se autodestruyó. Posteriormente, se ejecutó un segundo contenedor completamente nuevo apuntando al mismo volumen, el cual logró leer con éxito el mensaje original. Esto comprueba que la información almacenada en un volumen de </w:t>
+      </w:r>
+      <w:proofErr w:type="spellStart"/>
+      <w:r>
+        <w:t>Docker</w:t>
+      </w:r>
+      <w:proofErr w:type="spellEnd"/>
+      <w:r>
+        <w:t xml:space="preserve"> sobrevive permanentemente al ciclo de vida y eliminación de los contenedores individuales.</w:t>
+      </w:r>
+    </w:p>
+    <w:p/>
+    <w:p>
+      <w:pPr>
+        <w:rPr>
+          <w:b/>
+        </w:rPr>
+      </w:pPr>
+      <w:r>
+        <w:rPr>
+          <w:b/>
+        </w:rPr>
+        <w:t xml:space="preserve">Actividad 8 — </w:t>
+      </w:r>
+      <w:proofErr w:type="spellStart"/>
+      <w:r>
+        <w:rPr>
+          <w:b/>
+        </w:rPr>
+        <w:t>Dockerfile</w:t>
+      </w:r>
+      <w:proofErr w:type="spellEnd"/>
+      <w:r>
+        <w:rPr>
+          <w:b/>
+        </w:rPr>
+        <w:t xml:space="preserve"> del </w:t>
+      </w:r>
+      <w:proofErr w:type="spellStart"/>
+      <w:r>
+        <w:rPr>
+          <w:b/>
+        </w:rPr>
+        <w:t>frontend</w:t>
+      </w:r>
+      <w:proofErr w:type="spellEnd"/>
+    </w:p>
+    <w:p/>
+    <w:p>
+      <w:r>
+        <w:t xml:space="preserve">Crear un </w:t>
+      </w:r>
+      <w:proofErr w:type="spellStart"/>
+      <w:r>
+        <w:t>Dockerfile</w:t>
+      </w:r>
+      <w:proofErr w:type="spellEnd"/>
+      <w:r>
+        <w:t xml:space="preserve"> para el </w:t>
+      </w:r>
+      <w:proofErr w:type="spellStart"/>
+      <w:r>
+        <w:t>frontend</w:t>
+      </w:r>
+      <w:proofErr w:type="spellEnd"/>
+      <w:r>
+        <w:t xml:space="preserve"> seleccionado. </w:t>
+      </w:r>
+      <w:r>
+        <w:t xml:space="preserve">El </w:t>
+      </w:r>
+      <w:proofErr w:type="spellStart"/>
+      <w:r>
+        <w:t>Dockerfile</w:t>
+      </w:r>
+      <w:proofErr w:type="spellEnd"/>
+      <w:r>
+        <w:t xml:space="preserve"> deberá permitir:</w:t>
+      </w:r>
+    </w:p>
+    <w:p/>
+    <w:p>
+      <w:r>
+        <w:lastRenderedPageBreak/>
+        <w:t>1. Obtener la imagen base.</w:t>
+      </w:r>
+    </w:p>
+    <w:p>
+      <w:r>
+        <w:t>2. Instalar dependencias.</w:t>
+      </w:r>
+    </w:p>
+    <w:p>
+      <w:r>
+        <w:t>3. Copiar el código.</w:t>
+      </w:r>
+    </w:p>
+    <w:p>
+      <w:r>
+        <w:t>4. Construir la aplicación, cuando corresponda.</w:t>
+      </w:r>
+    </w:p>
+    <w:p>
+      <w:r>
+        <w:t>5. Ejecutar el servicio.</w:t>
+      </w:r>
+    </w:p>
+    <w:p>
+      <w:r>
+        <w:t>6. Exponer el puerto correspondiente.</w:t>
+      </w:r>
+    </w:p>
+    <w:p/>
+    <w:p>
+      <w:r>
+        <w:t>Ejemplo conceptual:</w:t>
+      </w:r>
+    </w:p>
+    <w:p/>
+    <w:p>
+      <w:r>
+        <w:t>Código fuente</w:t>
+      </w:r>
+    </w:p>
+    <w:p>
+      <w:r>
+        <w:t xml:space="preserve">      │</w:t>
+      </w:r>
+    </w:p>
+    <w:p>
+      <w:r>
+        <w:t xml:space="preserve">      </w:t>
+      </w:r>
+      <w:r>
+        <w:rPr>
+          <w:rFonts w:ascii="Arial" w:hAnsi="Arial" w:cs="Arial"/>
+        </w:rPr>
+        <w:t>▼</w:t>
+      </w:r>
+    </w:p>
+    <w:p>
+      <w:r>
+        <w:t xml:space="preserve"> </w:t>
+      </w:r>
+      <w:proofErr w:type="spellStart"/>
+      <w:r>
+        <w:t>Dockerfile</w:t>
+      </w:r>
+      <w:proofErr w:type="spellEnd"/>
+    </w:p>
+    <w:p>
+      <w:r>
+        <w:t xml:space="preserve">      │</w:t>
+      </w:r>
+    </w:p>
+    <w:p>
+      <w:r>
+        <w:t xml:space="preserve">      </w:t>
+      </w:r>
+      <w:r>
+        <w:rPr>
+          <w:rFonts w:ascii="Arial" w:hAnsi="Arial" w:cs="Arial"/>
+        </w:rPr>
+        <w:t>▼</w:t>
+      </w:r>
+    </w:p>
+    <w:p>
+      <w:r>
+        <w:t xml:space="preserve"> Imagen </w:t>
+      </w:r>
+      <w:proofErr w:type="spellStart"/>
+      <w:r>
+        <w:t>Docker</w:t>
+      </w:r>
+      <w:proofErr w:type="spellEnd"/>
+    </w:p>
+    <w:p>
+      <w:r>
+        <w:t xml:space="preserve">      │</w:t>
+      </w:r>
+    </w:p>
+    <w:p>
+      <w:r>
+        <w:t xml:space="preserve">      </w:t>
+      </w:r>
+      <w:r>
+        <w:rPr>
+          <w:rFonts w:ascii="Arial" w:hAnsi="Arial" w:cs="Arial"/>
+        </w:rPr>
+        <w:t>▼</w:t>
+      </w:r>
+    </w:p>
+    <w:p>
+      <w:r>
+        <w:t xml:space="preserve"> Contenedor </w:t>
+      </w:r>
+      <w:proofErr w:type="spellStart"/>
+      <w:r>
+        <w:t>Frontend</w:t>
+      </w:r>
+      <w:proofErr w:type="spellEnd"/>
+    </w:p>
+    <w:p/>
+    <w:p>
+      <w:pPr>
+        <w:rPr>
+          <w:b/>
+        </w:rPr>
+      </w:pPr>
+      <w:r>
+        <w:rPr>
+          <w:b/>
+        </w:rPr>
+        <w:t xml:space="preserve">Evidencia </w:t>
+      </w:r>
+      <w:proofErr w:type="spellStart"/>
+      <w:r>
+        <w:rPr>
+          <w:b/>
+        </w:rPr>
+        <w:t>Dockerfile</w:t>
+      </w:r>
+      <w:proofErr w:type="spellEnd"/>
+      <w:r>
+        <w:rPr>
+          <w:b/>
+        </w:rPr>
+        <w:t xml:space="preserve"> del </w:t>
+      </w:r>
+      <w:proofErr w:type="spellStart"/>
+      <w:r>
+        <w:rPr>
+          <w:b/>
+        </w:rPr>
+        <w:t>frontend</w:t>
+      </w:r>
+      <w:proofErr w:type="spellEnd"/>
+      <w:r>
+        <w:rPr>
+          <w:b/>
+        </w:rPr>
+        <w:t>:</w:t>
+      </w:r>
+    </w:p>
+    <w:p>
+      <w:pPr>
+        <w:rPr>
+          <w:b/>
+        </w:rPr>
+      </w:pPr>
+      <w:r>
+        <w:rPr>
+          <w:noProof/>
+          <w:lang w:eastAsia="es-CO"/>
+        </w:rPr>
+        <w:drawing>
+          <wp:inline distT="0" distB="0" distL="0" distR="0" wp14:anchorId="5223D0AB" wp14:editId="416BEA5D">
+            <wp:extent cx="5612130" cy="2284730"/>
+            <wp:effectExtent l="0" t="0" r="7620" b="1270"/>
+            <wp:docPr id="19" name="Imagen 19"/>
+            <wp:cNvGraphicFramePr>
+              <a:graphicFrameLocks xmlns:a="http://schemas.openxmlformats.org/drawingml/2006/main" noChangeAspect="1"/>
+            </wp:cNvGraphicFramePr>
+            <a:graphic xmlns:a="http://schemas.openxmlformats.org/drawingml/2006/main">
+              <a:graphicData uri="http://schemas.openxmlformats.org/drawingml/2006/picture">
+                <pic:pic xmlns:pic="http://schemas.openxmlformats.org/drawingml/2006/picture">
+                  <pic:nvPicPr>
+                    <pic:cNvPr id="1" name=""/>
+                    <pic:cNvPicPr/>
+                  </pic:nvPicPr>
+                  <pic:blipFill>
+                    <a:blip r:embed="rId19"/>
+                    <a:stretch>
+                      <a:fillRect/>
+                    </a:stretch>
+                  </pic:blipFill>
+                  <pic:spPr>
+                    <a:xfrm>
+                      <a:off x="0" y="0"/>
+                      <a:ext cx="5612130" cy="2284730"/>
+                    </a:xfrm>
+                    <a:prstGeom prst="rect">
+                      <a:avLst/>
+                    </a:prstGeom>
+                  </pic:spPr>
+                </pic:pic>
+              </a:graphicData>
+            </a:graphic>
+          </wp:inline>
+        </w:drawing>
+      </w:r>
+    </w:p>
+    <w:p>
+      <w:r>
+        <w:lastRenderedPageBreak/>
+        <w:t xml:space="preserve">Descripción: </w:t>
+      </w:r>
+      <w:r>
+        <w:t xml:space="preserve"> </w:t>
+      </w:r>
+      <w:r>
+        <w:t xml:space="preserve">En esta captura se muestra el archivo </w:t>
+      </w:r>
+      <w:proofErr w:type="spellStart"/>
+      <w:r>
+        <w:t>Dockerfile</w:t>
+      </w:r>
+      <w:proofErr w:type="spellEnd"/>
+      <w:r>
+        <w:t xml:space="preserve"> creado para el </w:t>
+      </w:r>
+      <w:proofErr w:type="spellStart"/>
+      <w:r>
+        <w:t>frontend</w:t>
+      </w:r>
+      <w:proofErr w:type="spellEnd"/>
+      <w:r>
+        <w:t>. El código cumple con todos los pasos solicitados por la guía: usa Node.js como imagen base, instala las dependencias necesarias (</w:t>
+      </w:r>
+      <w:proofErr w:type="spellStart"/>
+      <w:r>
+        <w:t>npm</w:t>
+      </w:r>
+      <w:proofErr w:type="spellEnd"/>
+      <w:r>
+        <w:t xml:space="preserve"> </w:t>
+      </w:r>
+      <w:proofErr w:type="spellStart"/>
+      <w:r>
+        <w:t>install</w:t>
+      </w:r>
+      <w:proofErr w:type="spellEnd"/>
+      <w:r>
+        <w:t>), copia el código fuente, construye la aplicación (</w:t>
+      </w:r>
+      <w:proofErr w:type="spellStart"/>
+      <w:r>
+        <w:t>npm</w:t>
+      </w:r>
+      <w:proofErr w:type="spellEnd"/>
+      <w:r>
+        <w:t xml:space="preserve"> run </w:t>
+      </w:r>
+      <w:proofErr w:type="spellStart"/>
+      <w:r>
+        <w:t>build</w:t>
+      </w:r>
+      <w:proofErr w:type="spellEnd"/>
+      <w:r>
+        <w:t>), abre el puerto 4200 y deja el servicio listo para ejecutarse.</w:t>
+      </w:r>
+    </w:p>
+    <w:p>
+      <w:r>
+        <w:softHyphen/>
+      </w:r>
+      <w:r>
+        <w:softHyphen/>
+      </w:r>
+      <w:r>
+        <w:softHyphen/>
+      </w:r>
+      <w:r>
+        <w:softHyphen/>
+      </w:r>
+      <w:r>
+        <w:softHyphen/>
+      </w:r>
+      <w:r>
+        <w:softHyphen/>
+      </w:r>
+      <w:r>
+        <w:softHyphen/>
+      </w:r>
+      <w:r>
+        <w:softHyphen/>
+      </w:r>
+      <w:r>
+        <w:softHyphen/>
+      </w:r>
+      <w:r>
+        <w:softHyphen/>
+      </w:r>
+      <w:r>
+        <w:softHyphen/>
+      </w:r>
+      <w:r>
+        <w:softHyphen/>
+      </w:r>
+      <w:r>
+        <w:softHyphen/>
+      </w:r>
+      <w:r>
+        <w:softHyphen/>
+      </w:r>
+      <w:r>
+        <w:softHyphen/>
+      </w:r>
+      <w:r>
+        <w:softHyphen/>
+      </w:r>
+      <w:r>
+        <w:softHyphen/>
+      </w:r>
+      <w:r>
+        <w:softHyphen/>
+      </w:r>
+      <w:r>
+        <w:softHyphen/>
+      </w:r>
+      <w:r>
+        <w:softHyphen/>
+      </w:r>
+      <w:r>
+        <w:softHyphen/>
+      </w:r>
+      <w:r>
+        <w:softHyphen/>
+      </w:r>
+      <w:r>
+        <w:softHyphen/>
+      </w:r>
+      <w:r>
+        <w:softHyphen/>
+      </w:r>
+      <w:r>
+        <w:softHyphen/>
+      </w:r>
+      <w:r>
+        <w:softHyphen/>
+      </w:r>
+      <w:r>
+        <w:softHyphen/>
+      </w:r>
+      <w:r>
+        <w:softHyphen/>
+      </w:r>
+      <w:r>
+        <w:softHyphen/>
+      </w:r>
+      <w:r>
+        <w:softHyphen/>
+      </w:r>
+      <w:r>
+        <w:softHyphen/>
+      </w:r>
+      <w:r>
+        <w:softHyphen/>
+      </w:r>
+      <w:r>
+        <w:softHyphen/>
+      </w:r>
+      <w:r>
+        <w:softHyphen/>
+      </w:r>
+      <w:r>
+        <w:softHyphen/>
+      </w:r>
+      <w:r>
+        <w:softHyphen/>
+      </w:r>
+      <w:r>
+        <w:softHyphen/>
+      </w:r>
+      <w:r>
+        <w:softHyphen/>
+      </w:r>
+      <w:r>
+        <w:softHyphen/>
+      </w:r>
+      <w:r>
+        <w:softHyphen/>
+      </w:r>
+      <w:r>
+        <w:softHyphen/>
+      </w:r>
+      <w:r>
+        <w:softHyphen/>
+      </w:r>
+      <w:r>
+        <w:softHyphen/>
+        <w:t>________________________________________________________________________________</w:t>
+      </w:r>
+    </w:p>
+    <w:p>
+      <w:pPr>
+        <w:rPr>
+          <w:b/>
+        </w:rPr>
+      </w:pPr>
+      <w:proofErr w:type="gramStart"/>
+      <w:r>
+        <w:rPr>
+          <w:b/>
+        </w:rPr>
+        <w:t>Evidencia  Imagen</w:t>
+      </w:r>
+      <w:proofErr w:type="gramEnd"/>
+      <w:r>
+        <w:rPr>
+          <w:b/>
+        </w:rPr>
+        <w:t xml:space="preserve"> </w:t>
+      </w:r>
+      <w:proofErr w:type="spellStart"/>
+      <w:r>
+        <w:rPr>
+          <w:b/>
+        </w:rPr>
+        <w:t>Docker</w:t>
+      </w:r>
+      <w:proofErr w:type="spellEnd"/>
+      <w:r>
+        <w:rPr>
+          <w:b/>
+        </w:rPr>
+        <w:t xml:space="preserve"> construida:</w:t>
+      </w:r>
+    </w:p>
+    <w:p>
+      <w:pPr>
+        <w:rPr>
+          <w:b/>
+        </w:rPr>
+      </w:pPr>
+      <w:r>
+        <w:rPr>
+          <w:noProof/>
+          <w:lang w:eastAsia="es-CO"/>
+        </w:rPr>
+        <w:drawing>
+          <wp:inline distT="0" distB="0" distL="0" distR="0" wp14:anchorId="62FC6E8C" wp14:editId="246FC91E">
+            <wp:extent cx="5612130" cy="4740275"/>
+            <wp:effectExtent l="0" t="0" r="7620" b="3175"/>
+            <wp:docPr id="20" name="Imagen 20"/>
+            <wp:cNvGraphicFramePr>
+              <a:graphicFrameLocks xmlns:a="http://schemas.openxmlformats.org/drawingml/2006/main" noChangeAspect="1"/>
+            </wp:cNvGraphicFramePr>
+            <a:graphic xmlns:a="http://schemas.openxmlformats.org/drawingml/2006/main">
+              <a:graphicData uri="http://schemas.openxmlformats.org/drawingml/2006/picture">
+                <pic:pic xmlns:pic="http://schemas.openxmlformats.org/drawingml/2006/picture">
+                  <pic:nvPicPr>
+                    <pic:cNvPr id="1" name=""/>
+                    <pic:cNvPicPr/>
+                  </pic:nvPicPr>
+                  <pic:blipFill>
+                    <a:blip r:embed="rId20"/>
+                    <a:stretch>
+                      <a:fillRect/>
+                    </a:stretch>
+                  </pic:blipFill>
+                  <pic:spPr>
+                    <a:xfrm>
+                      <a:off x="0" y="0"/>
+                      <a:ext cx="5612130" cy="4740275"/>
+                    </a:xfrm>
+                    <a:prstGeom prst="rect">
+                      <a:avLst/>
+                    </a:prstGeom>
+                  </pic:spPr>
+                </pic:pic>
+              </a:graphicData>
+            </a:graphic>
+          </wp:inline>
+        </w:drawing>
+      </w:r>
+    </w:p>
+    <w:p>
+      <w:pPr>
+        <w:rPr>
+          <w:b/>
+        </w:rPr>
+      </w:pPr>
+      <w:r>
+        <w:rPr>
+          <w:noProof/>
+          <w:lang w:eastAsia="es-CO"/>
+        </w:rPr>
+        <w:lastRenderedPageBreak/>
+        <w:drawing>
+          <wp:inline distT="0" distB="0" distL="0" distR="0" wp14:anchorId="2E4447E3" wp14:editId="03215332">
+            <wp:extent cx="5612130" cy="2298065"/>
+            <wp:effectExtent l="0" t="0" r="7620" b="6985"/>
+            <wp:docPr id="21" name="Imagen 21"/>
+            <wp:cNvGraphicFramePr>
+              <a:graphicFrameLocks xmlns:a="http://schemas.openxmlformats.org/drawingml/2006/main" noChangeAspect="1"/>
+            </wp:cNvGraphicFramePr>
+            <a:graphic xmlns:a="http://schemas.openxmlformats.org/drawingml/2006/main">
+              <a:graphicData uri="http://schemas.openxmlformats.org/drawingml/2006/picture">
+                <pic:pic xmlns:pic="http://schemas.openxmlformats.org/drawingml/2006/picture">
+                  <pic:nvPicPr>
+                    <pic:cNvPr id="1" name=""/>
+                    <pic:cNvPicPr/>
+                  </pic:nvPicPr>
+                  <pic:blipFill>
+                    <a:blip r:embed="rId21"/>
+                    <a:stretch>
+                      <a:fillRect/>
+                    </a:stretch>
+                  </pic:blipFill>
+                  <pic:spPr>
+                    <a:xfrm>
+                      <a:off x="0" y="0"/>
+                      <a:ext cx="5612130" cy="2298065"/>
+                    </a:xfrm>
+                    <a:prstGeom prst="rect">
+                      <a:avLst/>
+                    </a:prstGeom>
+                  </pic:spPr>
+                </pic:pic>
+              </a:graphicData>
+            </a:graphic>
+          </wp:inline>
+        </w:drawing>
+      </w:r>
+    </w:p>
+    <w:p>
+      <w:r>
+        <w:t xml:space="preserve">Descripción: </w:t>
+      </w:r>
+      <w:r>
+        <w:t xml:space="preserve"> Aquí se evidencia el proceso de construcción de la imagen en la consola. </w:t>
+      </w:r>
+      <w:proofErr w:type="spellStart"/>
+      <w:r>
+        <w:t>Docker</w:t>
+      </w:r>
+      <w:proofErr w:type="spellEnd"/>
+      <w:r>
+        <w:t xml:space="preserve"> ejecutó con éxito los 8 pasos definidos en el </w:t>
+      </w:r>
+      <w:proofErr w:type="spellStart"/>
+      <w:r>
+        <w:t>Dockerfile</w:t>
+      </w:r>
+      <w:proofErr w:type="spellEnd"/>
+      <w:r>
+        <w:t xml:space="preserve"> (descargando dependencias y compilando el código), finalizando correctamente con la creación de la imagen llamada mi-</w:t>
+      </w:r>
+      <w:proofErr w:type="spellStart"/>
+      <w:r>
+        <w:t>frontend</w:t>
+      </w:r>
+      <w:proofErr w:type="spellEnd"/>
+      <w:r>
+        <w:t>-app.</w:t>
+      </w:r>
+    </w:p>
+    <w:p>
+      <w:r>
+        <w:t>________________________________________________________________________________</w:t>
+      </w:r>
+    </w:p>
+    <w:p>
+      <w:pPr>
+        <w:rPr>
+          <w:b/>
+        </w:rPr>
+      </w:pPr>
+      <w:r>
+        <w:rPr>
+          <w:b/>
+        </w:rPr>
+        <w:t>Evidencia</w:t>
+      </w:r>
+      <w:r>
+        <w:rPr>
+          <w:b/>
+        </w:rPr>
+        <w:t xml:space="preserve"> </w:t>
+      </w:r>
+      <w:proofErr w:type="spellStart"/>
+      <w:r>
+        <w:rPr>
+          <w:b/>
+        </w:rPr>
+        <w:t>Frontend</w:t>
+      </w:r>
+      <w:proofErr w:type="spellEnd"/>
+      <w:r>
+        <w:rPr>
+          <w:b/>
+        </w:rPr>
+        <w:t xml:space="preserve"> fu</w:t>
+      </w:r>
+      <w:r>
+        <w:rPr>
+          <w:b/>
+        </w:rPr>
+        <w:t>ncionando dentro del contenedor:</w:t>
+      </w:r>
+    </w:p>
+    <w:p>
+      <w:pPr>
+        <w:rPr>
+          <w:b/>
+        </w:rPr>
+      </w:pPr>
+      <w:r>
+        <w:rPr>
+          <w:noProof/>
+          <w:lang w:eastAsia="es-CO"/>
+        </w:rPr>
+        <w:drawing>
+          <wp:inline distT="0" distB="0" distL="0" distR="0" wp14:anchorId="7915CAE6" wp14:editId="0F4DB40B">
+            <wp:extent cx="5612130" cy="335915"/>
+            <wp:effectExtent l="0" t="0" r="7620" b="6985"/>
+            <wp:docPr id="22" name="Imagen 22"/>
+            <wp:cNvGraphicFramePr>
+              <a:graphicFrameLocks xmlns:a="http://schemas.openxmlformats.org/drawingml/2006/main" noChangeAspect="1"/>
+            </wp:cNvGraphicFramePr>
+            <a:graphic xmlns:a="http://schemas.openxmlformats.org/drawingml/2006/main">
+              <a:graphicData uri="http://schemas.openxmlformats.org/drawingml/2006/picture">
+                <pic:pic xmlns:pic="http://schemas.openxmlformats.org/drawingml/2006/picture">
+                  <pic:nvPicPr>
+                    <pic:cNvPr id="1" name=""/>
+                    <pic:cNvPicPr/>
+                  </pic:nvPicPr>
+                  <pic:blipFill>
+                    <a:blip r:embed="rId22"/>
+                    <a:stretch>
+                      <a:fillRect/>
+                    </a:stretch>
+                  </pic:blipFill>
+                  <pic:spPr>
+                    <a:xfrm>
+                      <a:off x="0" y="0"/>
+                      <a:ext cx="5612130" cy="335915"/>
+                    </a:xfrm>
+                    <a:prstGeom prst="rect">
+                      <a:avLst/>
+                    </a:prstGeom>
+                  </pic:spPr>
+                </pic:pic>
+              </a:graphicData>
+            </a:graphic>
+          </wp:inline>
+        </w:drawing>
+      </w:r>
+    </w:p>
+    <w:p>
+      <w:pPr>
+        <w:rPr>
+          <w:b/>
+        </w:rPr>
+      </w:pPr>
+      <w:r>
+        <w:rPr>
+          <w:noProof/>
+          <w:lang w:eastAsia="es-CO"/>
+        </w:rPr>
+        <w:drawing>
+          <wp:inline distT="0" distB="0" distL="0" distR="0" wp14:anchorId="350EE5CC" wp14:editId="4F94F105">
+            <wp:extent cx="5612130" cy="1059815"/>
+            <wp:effectExtent l="19050" t="19050" r="26670" b="26035"/>
+            <wp:docPr id="23" name="Imagen 23"/>
+            <wp:cNvGraphicFramePr>
+              <a:graphicFrameLocks xmlns:a="http://schemas.openxmlformats.org/drawingml/2006/main" noChangeAspect="1"/>
+            </wp:cNvGraphicFramePr>
+            <a:graphic xmlns:a="http://schemas.openxmlformats.org/drawingml/2006/main">
+              <a:graphicData uri="http://schemas.openxmlformats.org/drawingml/2006/picture">
+                <pic:pic xmlns:pic="http://schemas.openxmlformats.org/drawingml/2006/picture">
+                  <pic:nvPicPr>
+                    <pic:cNvPr id="1" name=""/>
+                    <pic:cNvPicPr/>
+                  </pic:nvPicPr>
+                  <pic:blipFill>
+                    <a:blip r:embed="rId23"/>
+                    <a:stretch>
+                      <a:fillRect/>
+                    </a:stretch>
+                  </pic:blipFill>
+                  <pic:spPr>
+                    <a:xfrm>
+                      <a:off x="0" y="0"/>
+                      <a:ext cx="5612130" cy="1059815"/>
+                    </a:xfrm>
+                    <a:prstGeom prst="rect">
+                      <a:avLst/>
+                    </a:prstGeom>
+                    <a:ln>
+                      <a:solidFill>
+                        <a:schemeClr val="tx1"/>
+                      </a:solidFill>
+                    </a:ln>
+                  </pic:spPr>
+                </pic:pic>
+              </a:graphicData>
+            </a:graphic>
+          </wp:inline>
+        </w:drawing>
+      </w:r>
+    </w:p>
+    <w:p>
+      <w:r>
+        <w:t xml:space="preserve">Descripción: </w:t>
+      </w:r>
+      <w:r>
+        <w:t xml:space="preserve"> </w:t>
+      </w:r>
+      <w:r>
+        <w:t xml:space="preserve">En esta captura se evidencia el contenedor del </w:t>
+      </w:r>
+      <w:proofErr w:type="spellStart"/>
+      <w:r>
+        <w:t>frontend</w:t>
+      </w:r>
+      <w:proofErr w:type="spellEnd"/>
+      <w:r>
+        <w:t xml:space="preserve"> ejecutándose correctamente y publicado a través del puerto 4200. Al acceder desde el navegador web del equipo anfitrión (mediante el túnel de red de </w:t>
+      </w:r>
+      <w:proofErr w:type="spellStart"/>
+      <w:r>
+        <w:t>VirtualBox</w:t>
+      </w:r>
+      <w:proofErr w:type="spellEnd"/>
+      <w:r>
+        <w:t>), se comprueba que el servidor de Node.js está sirviendo la aplicación web exitosamente, validando todo el flujo desde el código hasta la imagen y el contenedor final.</w:t>
+      </w:r>
+    </w:p>
+    <w:p/>
+    <w:p>
+      <w:pPr>
+        <w:rPr>
+          <w:b/>
+        </w:rPr>
+      </w:pPr>
+      <w:r>
+        <w:rPr>
+          <w:b/>
+        </w:rPr>
+        <w:t xml:space="preserve">Actividad 9 — </w:t>
+      </w:r>
+      <w:proofErr w:type="spellStart"/>
+      <w:r>
+        <w:rPr>
+          <w:b/>
+        </w:rPr>
+        <w:t>Dockerfile</w:t>
+      </w:r>
+      <w:proofErr w:type="spellEnd"/>
+      <w:r>
+        <w:rPr>
+          <w:b/>
+        </w:rPr>
+        <w:t xml:space="preserve"> del </w:t>
+      </w:r>
+      <w:proofErr w:type="spellStart"/>
+      <w:r>
+        <w:rPr>
+          <w:b/>
+        </w:rPr>
+        <w:t>backend</w:t>
+      </w:r>
+      <w:proofErr w:type="spellEnd"/>
+    </w:p>
+    <w:p/>
+    <w:p>
+      <w:r>
+        <w:t>Crear</w:t>
+      </w:r>
+      <w:r>
+        <w:t xml:space="preserve"> un </w:t>
+      </w:r>
+      <w:proofErr w:type="spellStart"/>
+      <w:r>
+        <w:t>Dockerfile</w:t>
+      </w:r>
+      <w:proofErr w:type="spellEnd"/>
+      <w:r>
+        <w:t xml:space="preserve"> para el </w:t>
+      </w:r>
+      <w:proofErr w:type="spellStart"/>
+      <w:r>
+        <w:t>backend</w:t>
+      </w:r>
+      <w:proofErr w:type="spellEnd"/>
+      <w:r>
+        <w:t>, e</w:t>
+      </w:r>
+      <w:r>
+        <w:t>l contenedor deberá:</w:t>
+      </w:r>
+    </w:p>
+    <w:p/>
+    <w:p>
+      <w:r>
+        <w:t xml:space="preserve">* Ejecutar el </w:t>
+      </w:r>
+      <w:proofErr w:type="spellStart"/>
+      <w:r>
+        <w:t>backend</w:t>
+      </w:r>
+      <w:proofErr w:type="spellEnd"/>
+      <w:r>
+        <w:t>.</w:t>
+      </w:r>
+    </w:p>
+    <w:p>
+      <w:r>
+        <w:t>* Exponer el puerto correspondiente.</w:t>
+      </w:r>
+    </w:p>
+    <w:p>
+      <w:r>
+        <w:lastRenderedPageBreak/>
+        <w:t xml:space="preserve">* Permitir recibir solicitudes del </w:t>
+      </w:r>
+      <w:proofErr w:type="spellStart"/>
+      <w:r>
+        <w:t>frontend</w:t>
+      </w:r>
+      <w:proofErr w:type="spellEnd"/>
+      <w:r>
+        <w:t>.</w:t>
+      </w:r>
+    </w:p>
+    <w:p>
+      <w:r>
+        <w:t>* Permitir comunicarse con la base de datos.</w:t>
+      </w:r>
+    </w:p>
+    <w:p>
+      <w:r>
+        <w:t>* Utilizar variables de entorno para la configuración.</w:t>
+      </w:r>
+    </w:p>
+    <w:p/>
+    <w:p>
+      <w:pPr>
+        <w:rPr>
+          <w:b/>
+        </w:rPr>
+      </w:pPr>
+      <w:r>
+        <w:rPr>
+          <w:b/>
+        </w:rPr>
+        <w:t xml:space="preserve">Evidencia </w:t>
+      </w:r>
+      <w:proofErr w:type="spellStart"/>
+      <w:r>
+        <w:rPr>
+          <w:b/>
+        </w:rPr>
+        <w:t>Dockerfile</w:t>
+      </w:r>
+      <w:proofErr w:type="spellEnd"/>
+      <w:r>
+        <w:rPr>
+          <w:b/>
+        </w:rPr>
+        <w:t xml:space="preserve"> del </w:t>
+      </w:r>
+      <w:proofErr w:type="spellStart"/>
+      <w:r>
+        <w:rPr>
+          <w:b/>
+        </w:rPr>
+        <w:t>backend</w:t>
+      </w:r>
+      <w:proofErr w:type="spellEnd"/>
+      <w:r>
+        <w:rPr>
+          <w:b/>
+        </w:rPr>
+        <w:t>:</w:t>
+      </w:r>
+    </w:p>
+    <w:p>
+      <w:r>
+        <w:rPr>
+          <w:noProof/>
+          <w:lang w:eastAsia="es-CO"/>
+        </w:rPr>
+        <w:drawing>
+          <wp:inline distT="0" distB="0" distL="0" distR="0" wp14:anchorId="6D37F0D9" wp14:editId="25982D21">
+            <wp:extent cx="5612130" cy="2049145"/>
+            <wp:effectExtent l="0" t="0" r="7620" b="8255"/>
+            <wp:docPr id="24" name="Imagen 24"/>
+            <wp:cNvGraphicFramePr>
+              <a:graphicFrameLocks xmlns:a="http://schemas.openxmlformats.org/drawingml/2006/main" noChangeAspect="1"/>
+            </wp:cNvGraphicFramePr>
+            <a:graphic xmlns:a="http://schemas.openxmlformats.org/drawingml/2006/main">
+              <a:graphicData uri="http://schemas.openxmlformats.org/drawingml/2006/picture">
+                <pic:pic xmlns:pic="http://schemas.openxmlformats.org/drawingml/2006/picture">
+                  <pic:nvPicPr>
+                    <pic:cNvPr id="1" name=""/>
+                    <pic:cNvPicPr/>
+                  </pic:nvPicPr>
+                  <pic:blipFill>
+                    <a:blip r:embed="rId24"/>
+                    <a:stretch>
+                      <a:fillRect/>
+                    </a:stretch>
+                  </pic:blipFill>
+                  <pic:spPr>
+                    <a:xfrm>
+                      <a:off x="0" y="0"/>
+                      <a:ext cx="5612130" cy="2049145"/>
+                    </a:xfrm>
+                    <a:prstGeom prst="rect">
+                      <a:avLst/>
+                    </a:prstGeom>
+                  </pic:spPr>
+                </pic:pic>
+              </a:graphicData>
+            </a:graphic>
+          </wp:inline>
+        </w:drawing>
+      </w:r>
+    </w:p>
+    <w:p>
+      <w:r>
+        <w:t xml:space="preserve">Descripción: </w:t>
+      </w:r>
+      <w:r>
+        <w:t xml:space="preserve">En esta captura se muestra el </w:t>
+      </w:r>
+      <w:proofErr w:type="spellStart"/>
+      <w:r>
+        <w:t>Dockerfile</w:t>
+      </w:r>
+      <w:proofErr w:type="spellEnd"/>
+      <w:r>
+        <w:t xml:space="preserve"> del </w:t>
+      </w:r>
+      <w:proofErr w:type="spellStart"/>
+      <w:r>
+        <w:t>backend</w:t>
+      </w:r>
+      <w:proofErr w:type="spellEnd"/>
+      <w:r>
+        <w:t xml:space="preserve">. El código cumple con todas las instrucciones solicitadas: ejecuta el </w:t>
+      </w:r>
+      <w:proofErr w:type="spellStart"/>
+      <w:r>
+        <w:t>backend</w:t>
+      </w:r>
+      <w:proofErr w:type="spellEnd"/>
+      <w:r>
+        <w:t xml:space="preserve"> con </w:t>
+      </w:r>
+      <w:proofErr w:type="spellStart"/>
+      <w:r>
+        <w:t>Node</w:t>
+      </w:r>
+      <w:proofErr w:type="spellEnd"/>
+      <w:r>
+        <w:t>, expone el puerto 8080 y usa variables de entorno (ENV) para parametrizar la conexión a la base de datos simulada.</w:t>
+      </w:r>
+    </w:p>
+    <w:p>
+      <w:r>
+        <w:t>________________________________________________________________________________</w:t>
+      </w:r>
+    </w:p>
+    <w:p>
+      <w:pPr>
+        <w:rPr>
+          <w:b/>
+        </w:rPr>
+      </w:pPr>
+      <w:r>
+        <w:rPr>
+          <w:b/>
+        </w:rPr>
+        <w:t>Evidencia</w:t>
+      </w:r>
+      <w:r>
+        <w:rPr>
+          <w:b/>
+        </w:rPr>
+        <w:t xml:space="preserve"> I</w:t>
+      </w:r>
+      <w:r>
+        <w:rPr>
+          <w:b/>
+        </w:rPr>
+        <w:t xml:space="preserve">magen del </w:t>
+      </w:r>
+      <w:proofErr w:type="spellStart"/>
+      <w:r>
+        <w:rPr>
+          <w:b/>
+        </w:rPr>
+        <w:t>backend</w:t>
+      </w:r>
+      <w:proofErr w:type="spellEnd"/>
+      <w:r>
+        <w:rPr>
+          <w:b/>
+        </w:rPr>
+        <w:t>:</w:t>
+      </w:r>
+    </w:p>
+    <w:p>
+      <w:r>
+        <w:rPr>
+          <w:noProof/>
+          <w:lang w:eastAsia="es-CO"/>
+        </w:rPr>
+        <w:lastRenderedPageBreak/>
+        <w:drawing>
+          <wp:inline distT="0" distB="0" distL="0" distR="0" wp14:anchorId="3D1375E7" wp14:editId="3FDD42E4">
+            <wp:extent cx="5612130" cy="4777105"/>
+            <wp:effectExtent l="0" t="0" r="7620" b="4445"/>
+            <wp:docPr id="26" name="Imagen 26"/>
+            <wp:cNvGraphicFramePr>
+              <a:graphicFrameLocks xmlns:a="http://schemas.openxmlformats.org/drawingml/2006/main" noChangeAspect="1"/>
+            </wp:cNvGraphicFramePr>
+            <a:graphic xmlns:a="http://schemas.openxmlformats.org/drawingml/2006/main">
+              <a:graphicData uri="http://schemas.openxmlformats.org/drawingml/2006/picture">
+                <pic:pic xmlns:pic="http://schemas.openxmlformats.org/drawingml/2006/picture">
+                  <pic:nvPicPr>
+                    <pic:cNvPr id="1" name=""/>
+                    <pic:cNvPicPr/>
+                  </pic:nvPicPr>
+                  <pic:blipFill>
+                    <a:blip r:embed="rId25"/>
+                    <a:stretch>
+                      <a:fillRect/>
+                    </a:stretch>
+                  </pic:blipFill>
+                  <pic:spPr>
+                    <a:xfrm>
+                      <a:off x="0" y="0"/>
+                      <a:ext cx="5612130" cy="4777105"/>
+                    </a:xfrm>
+                    <a:prstGeom prst="rect">
+                      <a:avLst/>
+                    </a:prstGeom>
+                  </pic:spPr>
+                </pic:pic>
+              </a:graphicData>
+            </a:graphic>
+          </wp:inline>
+        </w:drawing>
+      </w:r>
+    </w:p>
+    <w:p>
+      <w:r>
+        <w:t xml:space="preserve">Descripción: </w:t>
+      </w:r>
+      <w:r>
+        <w:t xml:space="preserve">Aquí se evidencia la construcción exitosa de la imagen del </w:t>
+      </w:r>
+      <w:proofErr w:type="spellStart"/>
+      <w:r>
+        <w:t>backend</w:t>
+      </w:r>
+      <w:proofErr w:type="spellEnd"/>
+      <w:r>
+        <w:t xml:space="preserve"> (mi-</w:t>
+      </w:r>
+      <w:proofErr w:type="spellStart"/>
+      <w:r>
+        <w:t>backend</w:t>
+      </w:r>
+      <w:proofErr w:type="spellEnd"/>
+      <w:r>
+        <w:t xml:space="preserve">-app). </w:t>
+      </w:r>
+      <w:proofErr w:type="spellStart"/>
+      <w:r>
+        <w:t>Docker</w:t>
+      </w:r>
+      <w:proofErr w:type="spellEnd"/>
+      <w:r>
+        <w:t xml:space="preserve"> ejecutó los 10 pasos correctamente, cargando las variables de entorno y preparando la imagen sin errores.</w:t>
+      </w:r>
+    </w:p>
+    <w:p>
+      <w:r>
+        <w:t>________________________________________________________________________________</w:t>
+      </w:r>
+    </w:p>
+    <w:p>
+      <w:pPr>
+        <w:rPr>
+          <w:b/>
+        </w:rPr>
+      </w:pPr>
+      <w:r>
+        <w:rPr>
+          <w:b/>
+        </w:rPr>
+        <w:t>Evidencia</w:t>
+      </w:r>
+      <w:r>
+        <w:rPr>
+          <w:b/>
+        </w:rPr>
+        <w:t xml:space="preserve"> </w:t>
+      </w:r>
+      <w:proofErr w:type="spellStart"/>
+      <w:r>
+        <w:rPr>
+          <w:b/>
+        </w:rPr>
+        <w:t>Backend</w:t>
+      </w:r>
+      <w:proofErr w:type="spellEnd"/>
+      <w:r>
+        <w:rPr>
+          <w:b/>
+        </w:rPr>
+        <w:t xml:space="preserve"> funcionando:</w:t>
+      </w:r>
+    </w:p>
+    <w:p>
+      <w:r>
+        <w:rPr>
+          <w:noProof/>
+          <w:lang w:eastAsia="es-CO"/>
+        </w:rPr>
+        <w:drawing>
+          <wp:inline distT="0" distB="0" distL="0" distR="0" wp14:anchorId="42606E54" wp14:editId="2BB8EFC9">
+            <wp:extent cx="5612130" cy="699135"/>
+            <wp:effectExtent l="0" t="0" r="7620" b="5715"/>
+            <wp:docPr id="25" name="Imagen 25"/>
+            <wp:cNvGraphicFramePr>
+              <a:graphicFrameLocks xmlns:a="http://schemas.openxmlformats.org/drawingml/2006/main" noChangeAspect="1"/>
+            </wp:cNvGraphicFramePr>
+            <a:graphic xmlns:a="http://schemas.openxmlformats.org/drawingml/2006/main">
+              <a:graphicData uri="http://schemas.openxmlformats.org/drawingml/2006/picture">
+                <pic:pic xmlns:pic="http://schemas.openxmlformats.org/drawingml/2006/picture">
+                  <pic:nvPicPr>
+                    <pic:cNvPr id="1" name=""/>
+                    <pic:cNvPicPr/>
+                  </pic:nvPicPr>
+                  <pic:blipFill>
+                    <a:blip r:embed="rId26"/>
+                    <a:stretch>
+                      <a:fillRect/>
+                    </a:stretch>
+                  </pic:blipFill>
+                  <pic:spPr>
+                    <a:xfrm>
+                      <a:off x="0" y="0"/>
+                      <a:ext cx="5612130" cy="699135"/>
+                    </a:xfrm>
+                    <a:prstGeom prst="rect">
+                      <a:avLst/>
+                    </a:prstGeom>
+                  </pic:spPr>
+                </pic:pic>
+              </a:graphicData>
+            </a:graphic>
+          </wp:inline>
+        </w:drawing>
+      </w:r>
+    </w:p>
+    <w:p>
+      <w:r>
+        <w:rPr>
+          <w:noProof/>
+          <w:lang w:eastAsia="es-CO"/>
+        </w:rPr>
+        <w:drawing>
+          <wp:inline distT="0" distB="0" distL="0" distR="0" wp14:anchorId="718294A4" wp14:editId="39003518">
+            <wp:extent cx="5612130" cy="1119505"/>
+            <wp:effectExtent l="19050" t="19050" r="26670" b="23495"/>
+            <wp:docPr id="27" name="Imagen 27"/>
+            <wp:cNvGraphicFramePr>
+              <a:graphicFrameLocks xmlns:a="http://schemas.openxmlformats.org/drawingml/2006/main" noChangeAspect="1"/>
+            </wp:cNvGraphicFramePr>
+            <a:graphic xmlns:a="http://schemas.openxmlformats.org/drawingml/2006/main">
+              <a:graphicData uri="http://schemas.openxmlformats.org/drawingml/2006/picture">
+                <pic:pic xmlns:pic="http://schemas.openxmlformats.org/drawingml/2006/picture">
+                  <pic:nvPicPr>
+                    <pic:cNvPr id="1" name=""/>
+                    <pic:cNvPicPr/>
+                  </pic:nvPicPr>
+                  <pic:blipFill>
+                    <a:blip r:embed="rId27"/>
+                    <a:stretch>
+                      <a:fillRect/>
+                    </a:stretch>
+                  </pic:blipFill>
+                  <pic:spPr>
+                    <a:xfrm>
+                      <a:off x="0" y="0"/>
+                      <a:ext cx="5612130" cy="1119505"/>
+                    </a:xfrm>
+                    <a:prstGeom prst="rect">
+                      <a:avLst/>
+                    </a:prstGeom>
+                    <a:ln>
+                      <a:solidFill>
+                        <a:schemeClr val="tx1"/>
+                      </a:solidFill>
+                    </a:ln>
+                  </pic:spPr>
+                </pic:pic>
+              </a:graphicData>
+            </a:graphic>
+          </wp:inline>
+        </w:drawing>
+      </w:r>
+    </w:p>
+    <w:p>
+      <w:r>
+        <w:lastRenderedPageBreak/>
+        <w:t xml:space="preserve">Descripción: </w:t>
+      </w:r>
+      <w:r>
+        <w:t xml:space="preserve">En esta captura se demuestra la correcta ejecución del contenedor del </w:t>
+      </w:r>
+      <w:proofErr w:type="spellStart"/>
+      <w:r>
+        <w:t>backend</w:t>
+      </w:r>
+      <w:proofErr w:type="spellEnd"/>
+      <w:r>
+        <w:t>. A través del navegador, se verifica que el servicio está expuesto correctamente en el puerto 8081 y que fue capaz de inyectar y utilizar las variables de entorno proporcionadas dinámicamente durante su arranque (simulando los datos de conexión a la base de datos).</w:t>
+      </w:r>
+    </w:p>
+    <w:p/>
+    <w:p>
+      <w:pPr>
+        <w:rPr>
+          <w:b/>
+        </w:rPr>
+      </w:pPr>
+      <w:r>
+        <w:rPr>
+          <w:b/>
+        </w:rPr>
+        <w:t>Actividad 10 — Despliegue de la base de datos</w:t>
+      </w:r>
+    </w:p>
+    <w:p/>
+    <w:p>
+      <w:r>
+        <w:t>Seleccionar y desplegar un sis</w:t>
+      </w:r>
+      <w:r>
+        <w:t>tema gestor de base de datos, la solución deberá incluir:</w:t>
+      </w:r>
+    </w:p>
+    <w:p>
+      <w:r>
+        <w:t xml:space="preserve">* Imagen </w:t>
+      </w:r>
+      <w:proofErr w:type="spellStart"/>
+      <w:r>
+        <w:t>Docker</w:t>
+      </w:r>
+      <w:proofErr w:type="spellEnd"/>
+      <w:r>
+        <w:t>.</w:t>
+      </w:r>
+    </w:p>
+    <w:p>
+      <w:r>
+        <w:t>* Contenedor.</w:t>
+      </w:r>
+    </w:p>
+    <w:p>
+      <w:r>
+        <w:t>* Usuario.</w:t>
+      </w:r>
+    </w:p>
+    <w:p>
+      <w:r>
+        <w:t>* Contraseña.</w:t>
+      </w:r>
+    </w:p>
+    <w:p>
+      <w:r>
+        <w:t>* Base de datos.</w:t>
+      </w:r>
+    </w:p>
+    <w:p>
+      <w:r>
+        <w:t>* Volumen.</w:t>
+      </w:r>
+    </w:p>
+    <w:p>
+      <w:r>
+        <w:t xml:space="preserve">* Red </w:t>
+      </w:r>
+      <w:proofErr w:type="spellStart"/>
+      <w:r>
+        <w:t>Docker</w:t>
+      </w:r>
+      <w:proofErr w:type="spellEnd"/>
+      <w:r>
+        <w:t>.</w:t>
+      </w:r>
+    </w:p>
+    <w:p/>
+    <w:p>
+      <w:r>
+        <w:t>El motor utilizado dependerá</w:t>
+      </w:r>
+      <w:r>
+        <w:t xml:space="preserve"> de la tecnología seleccionada.</w:t>
+      </w:r>
+    </w:p>
+    <w:p/>
+    <w:p>
+      <w:pPr>
+        <w:rPr>
+          <w:b/>
+        </w:rPr>
+      </w:pPr>
+      <w:r>
+        <w:rPr>
+          <w:b/>
+        </w:rPr>
+        <w:t>Evidencia</w:t>
+      </w:r>
+      <w:r>
+        <w:rPr>
+          <w:b/>
+        </w:rPr>
+        <w:t xml:space="preserve"> Contened</w:t>
+      </w:r>
+      <w:r>
+        <w:rPr>
+          <w:b/>
+        </w:rPr>
+        <w:t>or de base de datos funcionando:</w:t>
+      </w:r>
+    </w:p>
+    <w:p>
+      <w:pPr>
+        <w:rPr>
+          <w:b/>
+        </w:rPr>
+      </w:pPr>
+      <w:r>
+        <w:rPr>
+          <w:noProof/>
+          <w:lang w:eastAsia="es-CO"/>
+        </w:rPr>
+        <w:drawing>
+          <wp:inline distT="0" distB="0" distL="0" distR="0" wp14:anchorId="65535671" wp14:editId="4DCAFAEB">
+            <wp:extent cx="5612130" cy="632460"/>
+            <wp:effectExtent l="0" t="0" r="7620" b="0"/>
+            <wp:docPr id="28" name="Imagen 28"/>
+            <wp:cNvGraphicFramePr>
+              <a:graphicFrameLocks xmlns:a="http://schemas.openxmlformats.org/drawingml/2006/main" noChangeAspect="1"/>
+            </wp:cNvGraphicFramePr>
+            <a:graphic xmlns:a="http://schemas.openxmlformats.org/drawingml/2006/main">
+              <a:graphicData uri="http://schemas.openxmlformats.org/drawingml/2006/picture">
+                <pic:pic xmlns:pic="http://schemas.openxmlformats.org/drawingml/2006/picture">
+                  <pic:nvPicPr>
+                    <pic:cNvPr id="1" name=""/>
+                    <pic:cNvPicPr/>
+                  </pic:nvPicPr>
+                  <pic:blipFill>
+                    <a:blip r:embed="rId28"/>
+                    <a:stretch>
+                      <a:fillRect/>
+                    </a:stretch>
+                  </pic:blipFill>
+                  <pic:spPr>
+                    <a:xfrm>
+                      <a:off x="0" y="0"/>
+                      <a:ext cx="5612130" cy="632460"/>
+                    </a:xfrm>
+                    <a:prstGeom prst="rect">
+                      <a:avLst/>
+                    </a:prstGeom>
+                  </pic:spPr>
+                </pic:pic>
+              </a:graphicData>
+            </a:graphic>
+          </wp:inline>
+        </w:drawing>
+      </w:r>
+    </w:p>
+    <w:p>
+      <w:r>
+        <w:t xml:space="preserve">Descripción: </w:t>
+      </w:r>
+      <w:r>
+        <w:t xml:space="preserve">En esta captura se demuestra el despliegue del gestor </w:t>
+      </w:r>
+      <w:proofErr w:type="spellStart"/>
+      <w:r>
+        <w:t>PostgreSQL</w:t>
+      </w:r>
+      <w:proofErr w:type="spellEnd"/>
+      <w:r>
+        <w:t>. Se evidencia el uso de todos los parámetros requeridos: asignación de red privada (--</w:t>
+      </w:r>
+      <w:proofErr w:type="spellStart"/>
+      <w:r>
+        <w:t>network</w:t>
+      </w:r>
+      <w:proofErr w:type="spellEnd"/>
+      <w:r>
+        <w:t>), montaje de volumen persistente (-v), y variables de entorno para el usuario, contraseña y base de datos inicial (-e). Finalmente, se verifica que el contenedor está activo y en ejecución.</w:t>
+      </w:r>
+    </w:p>
+    <w:p>
+      <w:r>
+        <w:t>________________________________________________________________________________</w:t>
+      </w:r>
+    </w:p>
+    <w:p>
+      <w:pPr>
+        <w:rPr>
+          <w:b/>
+        </w:rPr>
+      </w:pPr>
+      <w:r>
+        <w:rPr>
+          <w:b/>
+        </w:rPr>
+        <w:t>Evidencia Base de datos creada:</w:t>
+      </w:r>
+    </w:p>
+    <w:p>
+      <w:pPr>
+        <w:rPr>
+          <w:b/>
+        </w:rPr>
+      </w:pPr>
+      <w:r>
+        <w:rPr>
+          <w:noProof/>
+          <w:lang w:eastAsia="es-CO"/>
+        </w:rPr>
+        <w:lastRenderedPageBreak/>
+        <w:drawing>
+          <wp:inline distT="0" distB="0" distL="0" distR="0" wp14:anchorId="021B64FD" wp14:editId="2ADFFC79">
+            <wp:extent cx="5612130" cy="1001395"/>
+            <wp:effectExtent l="0" t="0" r="7620" b="8255"/>
+            <wp:docPr id="29" name="Imagen 29"/>
+            <wp:cNvGraphicFramePr>
+              <a:graphicFrameLocks xmlns:a="http://schemas.openxmlformats.org/drawingml/2006/main" noChangeAspect="1"/>
+            </wp:cNvGraphicFramePr>
+            <a:graphic xmlns:a="http://schemas.openxmlformats.org/drawingml/2006/main">
+              <a:graphicData uri="http://schemas.openxmlformats.org/drawingml/2006/picture">
+                <pic:pic xmlns:pic="http://schemas.openxmlformats.org/drawingml/2006/picture">
+                  <pic:nvPicPr>
+                    <pic:cNvPr id="1" name=""/>
+                    <pic:cNvPicPr/>
+                  </pic:nvPicPr>
+                  <pic:blipFill>
+                    <a:blip r:embed="rId29"/>
+                    <a:stretch>
+                      <a:fillRect/>
+                    </a:stretch>
+                  </pic:blipFill>
+                  <pic:spPr>
+                    <a:xfrm>
+                      <a:off x="0" y="0"/>
+                      <a:ext cx="5612130" cy="1001395"/>
+                    </a:xfrm>
+                    <a:prstGeom prst="rect">
+                      <a:avLst/>
+                    </a:prstGeom>
+                  </pic:spPr>
+                </pic:pic>
+              </a:graphicData>
+            </a:graphic>
+          </wp:inline>
+        </w:drawing>
+      </w:r>
+    </w:p>
+    <w:p>
+      <w:r>
+        <w:t xml:space="preserve">Descripción: </w:t>
+      </w:r>
+      <w:r>
+        <w:t xml:space="preserve">En esta captura se muestra el acceso interno al motor de </w:t>
+      </w:r>
+      <w:proofErr w:type="spellStart"/>
+      <w:r>
+        <w:t>PostgreSQL</w:t>
+      </w:r>
+      <w:proofErr w:type="spellEnd"/>
+      <w:r>
+        <w:t xml:space="preserve"> mediante la consola. Al listar las bases de datos disponibles, se confirma visualmente que la base de datos </w:t>
+      </w:r>
+      <w:proofErr w:type="spellStart"/>
+      <w:r>
+        <w:t>ventas_db</w:t>
+      </w:r>
+      <w:proofErr w:type="spellEnd"/>
+      <w:r>
+        <w:t xml:space="preserve"> y el usuario asignado fueron creados automáticamente de forma exitosa durante el arranque del contenedor.</w:t>
+      </w:r>
+    </w:p>
+    <w:p>
+      <w:r>
+        <w:t>________________________________________________________________________________</w:t>
+      </w:r>
+    </w:p>
+    <w:p>
+      <w:pPr>
+        <w:rPr>
+          <w:b/>
+        </w:rPr>
+      </w:pPr>
+      <w:proofErr w:type="gramStart"/>
+      <w:r>
+        <w:rPr>
+          <w:b/>
+        </w:rPr>
+        <w:t xml:space="preserve">Evidencia </w:t>
+      </w:r>
+      <w:r>
+        <w:rPr>
+          <w:b/>
+        </w:rPr>
+        <w:t xml:space="preserve"> Volu</w:t>
+      </w:r>
+      <w:r>
+        <w:rPr>
+          <w:b/>
+        </w:rPr>
+        <w:t>men</w:t>
+      </w:r>
+      <w:proofErr w:type="gramEnd"/>
+      <w:r>
+        <w:rPr>
+          <w:b/>
+        </w:rPr>
+        <w:t xml:space="preserve"> asociado a la base de datos:</w:t>
+      </w:r>
+    </w:p>
+    <w:p>
+      <w:r>
+        <w:t xml:space="preserve">Descripción: </w:t>
+      </w:r>
+      <w:bookmarkStart w:id="0" w:name="_GoBack"/>
+      <w:bookmarkEnd w:id="0"/>
     </w:p>
     <w:p/>
     <w:p/>
@@ -2924,6 +5001,17 @@
       <w:szCs w:val="20"/>
     </w:rPr>
   </w:style>
+  <w:style w:type="character" w:styleId="nfasis">
+    <w:name w:val="Emphasis"/>
+    <w:basedOn w:val="Fuentedeprrafopredeter"/>
+    <w:uiPriority w:val="20"/>
+    <w:qFormat/>
+    <w:rsid w:val="00BE0563"/>
+    <w:rPr>
+      <w:i/>
+      <w:iCs/>
+    </w:rPr>
+  </w:style>
 </w:styles>
 </file>
 
